--- a/13_Requirements_Traceability_Matrix.docx
+++ b/13_Requirements_Traceability_Matrix.docx
@@ -9,9 +9,8 @@
       </w:pPr>
       <w:r>
         <w:rPr>
-          <w:rFonts w:ascii="Times New Roman" w:hAnsi="Times New Roman" w:eastAsia="Times New Roman"/>
+          <w:rFonts w:ascii="Times New Roman" w:hAnsi="Times New Roman"/>
           <w:b/>
-          <w:color w:val="000000"/>
           <w:sz w:val="32"/>
         </w:rPr>
         <w:t>EVENT MANAGEMENT SYSTEM</w:t>
@@ -24,9 +23,8 @@
       </w:pPr>
       <w:r>
         <w:rPr>
-          <w:rFonts w:ascii="Times New Roman" w:hAnsi="Times New Roman" w:eastAsia="Times New Roman"/>
+          <w:rFonts w:ascii="Times New Roman" w:hAnsi="Times New Roman"/>
           <w:b/>
-          <w:color w:val="000000"/>
           <w:sz w:val="26"/>
         </w:rPr>
         <w:t>13. Requirements Traceability Matrix</w:t>
@@ -39,8 +37,7 @@
       </w:pPr>
       <w:r>
         <w:rPr>
-          <w:rFonts w:ascii="Times New Roman" w:hAnsi="Times New Roman" w:eastAsia="Times New Roman"/>
-          <w:color w:val="000000"/>
+          <w:rFonts w:ascii="Times New Roman" w:hAnsi="Times New Roman"/>
           <w:sz w:val="22"/>
         </w:rPr>
         <w:t>Team E7</w:t>
@@ -52,6 +49,10 @@
         <w:jc w:val="center"/>
       </w:pPr>
       <w:r>
+        <w:rPr>
+          <w:rFonts w:ascii="Times New Roman" w:hAnsi="Times New Roman"/>
+          <w:sz w:val="22"/>
+        </w:rPr>
         <w:t>Saketh Narayanam – PES1UG24CS292 | Neeraj R Gowda – PES1UG24CS295 | Likhith Reddy M – PES1UG24CS282 | N. Adil Ahmed – PES1UG24CS285</w:t>
       </w:r>
     </w:p>
@@ -119,7 +120,7 @@
                 <w:rFonts w:ascii="Times New Roman" w:hAnsi="Times New Roman"/>
                 <w:b/>
                 <w:color w:val="000000"/>
-                <w:sz w:val="17"/>
+                <w:sz w:val="19"/>
               </w:rPr>
               <w:t>Req ID</w:t>
             </w:r>
@@ -135,7 +136,7 @@
                 <w:rFonts w:ascii="Times New Roman" w:hAnsi="Times New Roman"/>
                 <w:b/>
                 <w:color w:val="000000"/>
-                <w:sz w:val="17"/>
+                <w:sz w:val="19"/>
               </w:rPr>
               <w:t>Requirement</w:t>
             </w:r>
@@ -151,7 +152,7 @@
                 <w:rFonts w:ascii="Times New Roman" w:hAnsi="Times New Roman"/>
                 <w:b/>
                 <w:color w:val="000000"/>
-                <w:sz w:val="17"/>
+                <w:sz w:val="19"/>
               </w:rPr>
               <w:t>Use Case</w:t>
             </w:r>
@@ -167,7 +168,7 @@
                 <w:rFonts w:ascii="Times New Roman" w:hAnsi="Times New Roman"/>
                 <w:b/>
                 <w:color w:val="000000"/>
-                <w:sz w:val="17"/>
+                <w:sz w:val="19"/>
               </w:rPr>
               <w:t>Test Case</w:t>
             </w:r>
@@ -178,17 +179,12 @@
         <w:tc>
           <w:tcPr>
             <w:tcW w:type="dxa" w:w="2160"/>
-            <w:vAlign w:val="center"/>
           </w:tcPr>
           <w:p>
-            <w:pPr>
-              <w:spacing w:after="40" w:line="240" w:lineRule="auto"/>
-            </w:pPr>
             <w:r>
               <w:rPr>
                 <w:rFonts w:ascii="Times New Roman" w:hAnsi="Times New Roman"/>
-                <w:color w:val="000000"/>
-                <w:sz w:val="17"/>
+                <w:sz w:val="19"/>
               </w:rPr>
               <w:t>FR-01</w:t>
             </w:r>
@@ -197,17 +193,12 @@
         <w:tc>
           <w:tcPr>
             <w:tcW w:type="dxa" w:w="2160"/>
-            <w:vAlign w:val="center"/>
           </w:tcPr>
           <w:p>
-            <w:pPr>
-              <w:spacing w:after="40" w:line="240" w:lineRule="auto"/>
-            </w:pPr>
             <w:r>
               <w:rPr>
                 <w:rFonts w:ascii="Times New Roman" w:hAnsi="Times New Roman"/>
-                <w:color w:val="000000"/>
-                <w:sz w:val="17"/>
+                <w:sz w:val="19"/>
               </w:rPr>
               <w:t>Create account and login</w:t>
             </w:r>
@@ -216,17 +207,12 @@
         <w:tc>
           <w:tcPr>
             <w:tcW w:type="dxa" w:w="2160"/>
-            <w:vAlign w:val="center"/>
           </w:tcPr>
           <w:p>
-            <w:pPr>
-              <w:spacing w:after="40" w:line="240" w:lineRule="auto"/>
-            </w:pPr>
             <w:r>
               <w:rPr>
                 <w:rFonts w:ascii="Times New Roman" w:hAnsi="Times New Roman"/>
-                <w:color w:val="000000"/>
-                <w:sz w:val="17"/>
+                <w:sz w:val="19"/>
               </w:rPr>
               <w:t>UC-04 / UC-05</w:t>
             </w:r>
@@ -235,17 +221,12 @@
         <w:tc>
           <w:tcPr>
             <w:tcW w:type="dxa" w:w="2160"/>
-            <w:vAlign w:val="center"/>
           </w:tcPr>
           <w:p>
-            <w:pPr>
-              <w:spacing w:after="40" w:line="240" w:lineRule="auto"/>
-            </w:pPr>
             <w:r>
               <w:rPr>
                 <w:rFonts w:ascii="Times New Roman" w:hAnsi="Times New Roman"/>
-                <w:color w:val="000000"/>
-                <w:sz w:val="17"/>
+                <w:sz w:val="19"/>
               </w:rPr>
               <w:t>TC-01 / TC-02</w:t>
             </w:r>
@@ -256,17 +237,12 @@
         <w:tc>
           <w:tcPr>
             <w:tcW w:type="dxa" w:w="2160"/>
-            <w:vAlign w:val="center"/>
           </w:tcPr>
           <w:p>
-            <w:pPr>
-              <w:spacing w:after="40" w:line="240" w:lineRule="auto"/>
-            </w:pPr>
             <w:r>
               <w:rPr>
                 <w:rFonts w:ascii="Times New Roman" w:hAnsi="Times New Roman"/>
-                <w:color w:val="000000"/>
-                <w:sz w:val="17"/>
+                <w:sz w:val="19"/>
               </w:rPr>
               <w:t>FR-02</w:t>
             </w:r>
@@ -275,17 +251,12 @@
         <w:tc>
           <w:tcPr>
             <w:tcW w:type="dxa" w:w="2160"/>
-            <w:vAlign w:val="center"/>
           </w:tcPr>
           <w:p>
-            <w:pPr>
-              <w:spacing w:after="40" w:line="240" w:lineRule="auto"/>
-            </w:pPr>
             <w:r>
               <w:rPr>
                 <w:rFonts w:ascii="Times New Roman" w:hAnsi="Times New Roman"/>
-                <w:color w:val="000000"/>
-                <w:sz w:val="17"/>
+                <w:sz w:val="19"/>
               </w:rPr>
               <w:t>Browse and search/filter events</w:t>
             </w:r>
@@ -294,17 +265,12 @@
         <w:tc>
           <w:tcPr>
             <w:tcW w:type="dxa" w:w="2160"/>
-            <w:vAlign w:val="center"/>
           </w:tcPr>
           <w:p>
-            <w:pPr>
-              <w:spacing w:after="40" w:line="240" w:lineRule="auto"/>
-            </w:pPr>
             <w:r>
               <w:rPr>
                 <w:rFonts w:ascii="Times New Roman" w:hAnsi="Times New Roman"/>
-                <w:color w:val="000000"/>
-                <w:sz w:val="17"/>
+                <w:sz w:val="19"/>
               </w:rPr>
               <w:t>UC-01 / UC-02</w:t>
             </w:r>
@@ -313,17 +279,12 @@
         <w:tc>
           <w:tcPr>
             <w:tcW w:type="dxa" w:w="2160"/>
-            <w:vAlign w:val="center"/>
           </w:tcPr>
           <w:p>
-            <w:pPr>
-              <w:spacing w:after="40" w:line="240" w:lineRule="auto"/>
-            </w:pPr>
             <w:r>
               <w:rPr>
                 <w:rFonts w:ascii="Times New Roman" w:hAnsi="Times New Roman"/>
-                <w:color w:val="000000"/>
-                <w:sz w:val="17"/>
+                <w:sz w:val="19"/>
               </w:rPr>
               <w:t>TC-03</w:t>
             </w:r>
@@ -334,17 +295,12 @@
         <w:tc>
           <w:tcPr>
             <w:tcW w:type="dxa" w:w="2160"/>
-            <w:vAlign w:val="center"/>
           </w:tcPr>
           <w:p>
-            <w:pPr>
-              <w:spacing w:after="40" w:line="240" w:lineRule="auto"/>
-            </w:pPr>
             <w:r>
               <w:rPr>
                 <w:rFonts w:ascii="Times New Roman" w:hAnsi="Times New Roman"/>
-                <w:color w:val="000000"/>
-                <w:sz w:val="17"/>
+                <w:sz w:val="19"/>
               </w:rPr>
               <w:t>FR-03</w:t>
             </w:r>
@@ -353,17 +309,12 @@
         <w:tc>
           <w:tcPr>
             <w:tcW w:type="dxa" w:w="2160"/>
-            <w:vAlign w:val="center"/>
           </w:tcPr>
           <w:p>
-            <w:pPr>
-              <w:spacing w:after="40" w:line="240" w:lineRule="auto"/>
-            </w:pPr>
             <w:r>
               <w:rPr>
                 <w:rFonts w:ascii="Times New Roman" w:hAnsi="Times New Roman"/>
-                <w:color w:val="000000"/>
-                <w:sz w:val="17"/>
+                <w:sz w:val="19"/>
               </w:rPr>
               <w:t>View event details</w:t>
             </w:r>
@@ -372,17 +323,12 @@
         <w:tc>
           <w:tcPr>
             <w:tcW w:type="dxa" w:w="2160"/>
-            <w:vAlign w:val="center"/>
           </w:tcPr>
           <w:p>
-            <w:pPr>
-              <w:spacing w:after="40" w:line="240" w:lineRule="auto"/>
-            </w:pPr>
             <w:r>
               <w:rPr>
                 <w:rFonts w:ascii="Times New Roman" w:hAnsi="Times New Roman"/>
-                <w:color w:val="000000"/>
-                <w:sz w:val="17"/>
+                <w:sz w:val="19"/>
               </w:rPr>
               <w:t>UC-03</w:t>
             </w:r>
@@ -391,17 +337,12 @@
         <w:tc>
           <w:tcPr>
             <w:tcW w:type="dxa" w:w="2160"/>
-            <w:vAlign w:val="center"/>
           </w:tcPr>
           <w:p>
-            <w:pPr>
-              <w:spacing w:after="40" w:line="240" w:lineRule="auto"/>
-            </w:pPr>
             <w:r>
               <w:rPr>
                 <w:rFonts w:ascii="Times New Roman" w:hAnsi="Times New Roman"/>
-                <w:color w:val="000000"/>
-                <w:sz w:val="17"/>
+                <w:sz w:val="19"/>
               </w:rPr>
               <w:t>TC-03</w:t>
             </w:r>
@@ -412,17 +353,12 @@
         <w:tc>
           <w:tcPr>
             <w:tcW w:type="dxa" w:w="2160"/>
-            <w:vAlign w:val="center"/>
           </w:tcPr>
           <w:p>
-            <w:pPr>
-              <w:spacing w:after="40" w:line="240" w:lineRule="auto"/>
-            </w:pPr>
             <w:r>
               <w:rPr>
                 <w:rFonts w:ascii="Times New Roman" w:hAnsi="Times New Roman"/>
-                <w:color w:val="000000"/>
-                <w:sz w:val="17"/>
+                <w:sz w:val="19"/>
               </w:rPr>
               <w:t>FR-04</w:t>
             </w:r>
@@ -431,17 +367,12 @@
         <w:tc>
           <w:tcPr>
             <w:tcW w:type="dxa" w:w="2160"/>
-            <w:vAlign w:val="center"/>
           </w:tcPr>
           <w:p>
-            <w:pPr>
-              <w:spacing w:after="40" w:line="240" w:lineRule="auto"/>
-            </w:pPr>
             <w:r>
               <w:rPr>
                 <w:rFonts w:ascii="Times New Roman" w:hAnsi="Times New Roman"/>
-                <w:color w:val="000000"/>
-                <w:sz w:val="17"/>
+                <w:sz w:val="19"/>
               </w:rPr>
               <w:t>Register and check capacity</w:t>
             </w:r>
@@ -450,17 +381,12 @@
         <w:tc>
           <w:tcPr>
             <w:tcW w:type="dxa" w:w="2160"/>
-            <w:vAlign w:val="center"/>
           </w:tcPr>
           <w:p>
-            <w:pPr>
-              <w:spacing w:after="40" w:line="240" w:lineRule="auto"/>
-            </w:pPr>
             <w:r>
               <w:rPr>
                 <w:rFonts w:ascii="Times New Roman" w:hAnsi="Times New Roman"/>
-                <w:color w:val="000000"/>
-                <w:sz w:val="17"/>
+                <w:sz w:val="19"/>
               </w:rPr>
               <w:t>UC-06</w:t>
             </w:r>
@@ -469,17 +395,12 @@
         <w:tc>
           <w:tcPr>
             <w:tcW w:type="dxa" w:w="2160"/>
-            <w:vAlign w:val="center"/>
           </w:tcPr>
           <w:p>
-            <w:pPr>
-              <w:spacing w:after="40" w:line="240" w:lineRule="auto"/>
-            </w:pPr>
             <w:r>
               <w:rPr>
                 <w:rFonts w:ascii="Times New Roman" w:hAnsi="Times New Roman"/>
-                <w:color w:val="000000"/>
-                <w:sz w:val="17"/>
+                <w:sz w:val="19"/>
               </w:rPr>
               <w:t>TC-04 / TC-05</w:t>
             </w:r>
@@ -490,17 +411,12 @@
         <w:tc>
           <w:tcPr>
             <w:tcW w:type="dxa" w:w="2160"/>
-            <w:vAlign w:val="center"/>
           </w:tcPr>
           <w:p>
-            <w:pPr>
-              <w:spacing w:after="40" w:line="240" w:lineRule="auto"/>
-            </w:pPr>
             <w:r>
               <w:rPr>
                 <w:rFonts w:ascii="Times New Roman" w:hAnsi="Times New Roman"/>
-                <w:color w:val="000000"/>
-                <w:sz w:val="17"/>
+                <w:sz w:val="19"/>
               </w:rPr>
               <w:t>FR-05</w:t>
             </w:r>
@@ -509,17 +425,12 @@
         <w:tc>
           <w:tcPr>
             <w:tcW w:type="dxa" w:w="2160"/>
-            <w:vAlign w:val="center"/>
           </w:tcPr>
           <w:p>
-            <w:pPr>
-              <w:spacing w:after="40" w:line="240" w:lineRule="auto"/>
-            </w:pPr>
             <w:r>
               <w:rPr>
                 <w:rFonts w:ascii="Times New Roman" w:hAnsi="Times New Roman"/>
-                <w:color w:val="000000"/>
-                <w:sz w:val="17"/>
+                <w:sz w:val="19"/>
               </w:rPr>
               <w:t>Prevent duplicate and cancel registration</w:t>
             </w:r>
@@ -528,17 +439,12 @@
         <w:tc>
           <w:tcPr>
             <w:tcW w:type="dxa" w:w="2160"/>
-            <w:vAlign w:val="center"/>
           </w:tcPr>
           <w:p>
-            <w:pPr>
-              <w:spacing w:after="40" w:line="240" w:lineRule="auto"/>
-            </w:pPr>
             <w:r>
               <w:rPr>
                 <w:rFonts w:ascii="Times New Roman" w:hAnsi="Times New Roman"/>
-                <w:color w:val="000000"/>
-                <w:sz w:val="17"/>
+                <w:sz w:val="19"/>
               </w:rPr>
               <w:t>UC-06 / UC-07</w:t>
             </w:r>
@@ -547,17 +453,12 @@
         <w:tc>
           <w:tcPr>
             <w:tcW w:type="dxa" w:w="2160"/>
-            <w:vAlign w:val="center"/>
           </w:tcPr>
           <w:p>
-            <w:pPr>
-              <w:spacing w:after="40" w:line="240" w:lineRule="auto"/>
-            </w:pPr>
             <w:r>
               <w:rPr>
                 <w:rFonts w:ascii="Times New Roman" w:hAnsi="Times New Roman"/>
-                <w:color w:val="000000"/>
-                <w:sz w:val="17"/>
+                <w:sz w:val="19"/>
               </w:rPr>
               <w:t>TC-06 / TC-07</w:t>
             </w:r>
@@ -568,17 +469,12 @@
         <w:tc>
           <w:tcPr>
             <w:tcW w:type="dxa" w:w="2160"/>
-            <w:vAlign w:val="center"/>
           </w:tcPr>
           <w:p>
-            <w:pPr>
-              <w:spacing w:after="40" w:line="240" w:lineRule="auto"/>
-            </w:pPr>
             <w:r>
               <w:rPr>
                 <w:rFonts w:ascii="Times New Roman" w:hAnsi="Times New Roman"/>
-                <w:color w:val="000000"/>
-                <w:sz w:val="17"/>
+                <w:sz w:val="19"/>
               </w:rPr>
               <w:t>FR-06</w:t>
             </w:r>
@@ -587,17 +483,12 @@
         <w:tc>
           <w:tcPr>
             <w:tcW w:type="dxa" w:w="2160"/>
-            <w:vAlign w:val="center"/>
           </w:tcPr>
           <w:p>
-            <w:pPr>
-              <w:spacing w:after="40" w:line="240" w:lineRule="auto"/>
-            </w:pPr>
             <w:r>
               <w:rPr>
                 <w:rFonts w:ascii="Times New Roman" w:hAnsi="Times New Roman"/>
-                <w:color w:val="000000"/>
-                <w:sz w:val="17"/>
+                <w:sz w:val="19"/>
               </w:rPr>
               <w:t>View registered events</w:t>
             </w:r>
@@ -606,17 +497,12 @@
         <w:tc>
           <w:tcPr>
             <w:tcW w:type="dxa" w:w="2160"/>
-            <w:vAlign w:val="center"/>
           </w:tcPr>
           <w:p>
-            <w:pPr>
-              <w:spacing w:after="40" w:line="240" w:lineRule="auto"/>
-            </w:pPr>
             <w:r>
               <w:rPr>
                 <w:rFonts w:ascii="Times New Roman" w:hAnsi="Times New Roman"/>
-                <w:color w:val="000000"/>
-                <w:sz w:val="17"/>
+                <w:sz w:val="19"/>
               </w:rPr>
               <w:t>UC-08</w:t>
             </w:r>
@@ -625,17 +511,12 @@
         <w:tc>
           <w:tcPr>
             <w:tcW w:type="dxa" w:w="2160"/>
-            <w:vAlign w:val="center"/>
           </w:tcPr>
           <w:p>
-            <w:pPr>
-              <w:spacing w:after="40" w:line="240" w:lineRule="auto"/>
-            </w:pPr>
             <w:r>
               <w:rPr>
                 <w:rFonts w:ascii="Times New Roman" w:hAnsi="Times New Roman"/>
-                <w:color w:val="000000"/>
-                <w:sz w:val="17"/>
+                <w:sz w:val="19"/>
               </w:rPr>
               <w:t>TC-07</w:t>
             </w:r>
@@ -646,17 +527,12 @@
         <w:tc>
           <w:tcPr>
             <w:tcW w:type="dxa" w:w="2160"/>
-            <w:vAlign w:val="center"/>
           </w:tcPr>
           <w:p>
-            <w:pPr>
-              <w:spacing w:after="40" w:line="240" w:lineRule="auto"/>
-            </w:pPr>
             <w:r>
               <w:rPr>
                 <w:rFonts w:ascii="Times New Roman" w:hAnsi="Times New Roman"/>
-                <w:color w:val="000000"/>
-                <w:sz w:val="17"/>
+                <w:sz w:val="19"/>
               </w:rPr>
               <w:t>FR-07</w:t>
             </w:r>
@@ -665,17 +541,12 @@
         <w:tc>
           <w:tcPr>
             <w:tcW w:type="dxa" w:w="2160"/>
-            <w:vAlign w:val="center"/>
           </w:tcPr>
           <w:p>
-            <w:pPr>
-              <w:spacing w:after="40" w:line="240" w:lineRule="auto"/>
-            </w:pPr>
             <w:r>
               <w:rPr>
                 <w:rFonts w:ascii="Times New Roman" w:hAnsi="Times New Roman"/>
-                <w:color w:val="000000"/>
-                <w:sz w:val="17"/>
+                <w:sz w:val="19"/>
               </w:rPr>
               <w:t>Create, edit, cancel events</w:t>
             </w:r>
@@ -684,17 +555,12 @@
         <w:tc>
           <w:tcPr>
             <w:tcW w:type="dxa" w:w="2160"/>
-            <w:vAlign w:val="center"/>
           </w:tcPr>
           <w:p>
-            <w:pPr>
-              <w:spacing w:after="40" w:line="240" w:lineRule="auto"/>
-            </w:pPr>
             <w:r>
               <w:rPr>
                 <w:rFonts w:ascii="Times New Roman" w:hAnsi="Times New Roman"/>
-                <w:color w:val="000000"/>
-                <w:sz w:val="17"/>
+                <w:sz w:val="19"/>
               </w:rPr>
               <w:t>UC-11 / UC-12 / UC-13</w:t>
             </w:r>
@@ -703,17 +569,12 @@
         <w:tc>
           <w:tcPr>
             <w:tcW w:type="dxa" w:w="2160"/>
-            <w:vAlign w:val="center"/>
           </w:tcPr>
           <w:p>
-            <w:pPr>
-              <w:spacing w:after="40" w:line="240" w:lineRule="auto"/>
-            </w:pPr>
             <w:r>
               <w:rPr>
                 <w:rFonts w:ascii="Times New Roman" w:hAnsi="Times New Roman"/>
-                <w:color w:val="000000"/>
-                <w:sz w:val="17"/>
+                <w:sz w:val="19"/>
               </w:rPr>
               <w:t>TC-08</w:t>
             </w:r>
@@ -724,17 +585,12 @@
         <w:tc>
           <w:tcPr>
             <w:tcW w:type="dxa" w:w="2160"/>
-            <w:vAlign w:val="center"/>
           </w:tcPr>
           <w:p>
-            <w:pPr>
-              <w:spacing w:after="40" w:line="240" w:lineRule="auto"/>
-            </w:pPr>
             <w:r>
               <w:rPr>
                 <w:rFonts w:ascii="Times New Roman" w:hAnsi="Times New Roman"/>
-                <w:color w:val="000000"/>
-                <w:sz w:val="17"/>
+                <w:sz w:val="19"/>
               </w:rPr>
               <w:t>FR-08</w:t>
             </w:r>
@@ -743,17 +599,12 @@
         <w:tc>
           <w:tcPr>
             <w:tcW w:type="dxa" w:w="2160"/>
-            <w:vAlign w:val="center"/>
           </w:tcPr>
           <w:p>
-            <w:pPr>
-              <w:spacing w:after="40" w:line="240" w:lineRule="auto"/>
-            </w:pPr>
             <w:r>
               <w:rPr>
                 <w:rFonts w:ascii="Times New Roman" w:hAnsi="Times New Roman"/>
-                <w:color w:val="000000"/>
-                <w:sz w:val="17"/>
+                <w:sz w:val="19"/>
               </w:rPr>
               <w:t>Set capacity and view participants</w:t>
             </w:r>
@@ -762,17 +613,12 @@
         <w:tc>
           <w:tcPr>
             <w:tcW w:type="dxa" w:w="2160"/>
-            <w:vAlign w:val="center"/>
           </w:tcPr>
           <w:p>
-            <w:pPr>
-              <w:spacing w:after="40" w:line="240" w:lineRule="auto"/>
-            </w:pPr>
             <w:r>
               <w:rPr>
                 <w:rFonts w:ascii="Times New Roman" w:hAnsi="Times New Roman"/>
-                <w:color w:val="000000"/>
-                <w:sz w:val="17"/>
+                <w:sz w:val="19"/>
               </w:rPr>
               <w:t>UC-14 / UC-15</w:t>
             </w:r>
@@ -781,17 +627,12 @@
         <w:tc>
           <w:tcPr>
             <w:tcW w:type="dxa" w:w="2160"/>
-            <w:vAlign w:val="center"/>
           </w:tcPr>
           <w:p>
-            <w:pPr>
-              <w:spacing w:after="40" w:line="240" w:lineRule="auto"/>
-            </w:pPr>
             <w:r>
               <w:rPr>
                 <w:rFonts w:ascii="Times New Roman" w:hAnsi="Times New Roman"/>
-                <w:color w:val="000000"/>
-                <w:sz w:val="17"/>
+                <w:sz w:val="19"/>
               </w:rPr>
               <w:t>TC-08 / TC-13</w:t>
             </w:r>
@@ -802,17 +643,12 @@
         <w:tc>
           <w:tcPr>
             <w:tcW w:type="dxa" w:w="2160"/>
-            <w:vAlign w:val="center"/>
           </w:tcPr>
           <w:p>
-            <w:pPr>
-              <w:spacing w:after="40" w:line="240" w:lineRule="auto"/>
-            </w:pPr>
             <w:r>
               <w:rPr>
                 <w:rFonts w:ascii="Times New Roman" w:hAnsi="Times New Roman"/>
-                <w:color w:val="000000"/>
-                <w:sz w:val="17"/>
+                <w:sz w:val="19"/>
               </w:rPr>
               <w:t>FR-09</w:t>
             </w:r>
@@ -821,17 +657,12 @@
         <w:tc>
           <w:tcPr>
             <w:tcW w:type="dxa" w:w="2160"/>
-            <w:vAlign w:val="center"/>
           </w:tcPr>
           <w:p>
-            <w:pPr>
-              <w:spacing w:after="40" w:line="240" w:lineRule="auto"/>
-            </w:pPr>
             <w:r>
               <w:rPr>
                 <w:rFonts w:ascii="Times New Roman" w:hAnsi="Times New Roman"/>
-                <w:color w:val="000000"/>
-                <w:sz w:val="17"/>
+                <w:sz w:val="19"/>
               </w:rPr>
               <w:t>Send updates and view registration information</w:t>
             </w:r>
@@ -840,17 +671,12 @@
         <w:tc>
           <w:tcPr>
             <w:tcW w:type="dxa" w:w="2160"/>
-            <w:vAlign w:val="center"/>
           </w:tcPr>
           <w:p>
-            <w:pPr>
-              <w:spacing w:after="40" w:line="240" w:lineRule="auto"/>
-            </w:pPr>
             <w:r>
               <w:rPr>
                 <w:rFonts w:ascii="Times New Roman" w:hAnsi="Times New Roman"/>
-                <w:color w:val="000000"/>
-                <w:sz w:val="17"/>
+                <w:sz w:val="19"/>
               </w:rPr>
               <w:t>UC-16</w:t>
             </w:r>
@@ -859,19 +685,14 @@
         <w:tc>
           <w:tcPr>
             <w:tcW w:type="dxa" w:w="2160"/>
-            <w:vAlign w:val="center"/>
           </w:tcPr>
           <w:p>
-            <w:pPr>
-              <w:spacing w:after="40" w:line="240" w:lineRule="auto"/>
-            </w:pPr>
             <w:r>
               <w:rPr>
                 <w:rFonts w:ascii="Times New Roman" w:hAnsi="Times New Roman"/>
-                <w:color w:val="000000"/>
-                <w:sz w:val="17"/>
+                <w:sz w:val="19"/>
               </w:rPr>
-              <w:t>Planned with organizer update test</w:t>
+              <w:t>TC-17</w:t>
             </w:r>
           </w:p>
         </w:tc>
@@ -880,17 +701,12 @@
         <w:tc>
           <w:tcPr>
             <w:tcW w:type="dxa" w:w="2160"/>
-            <w:vAlign w:val="center"/>
           </w:tcPr>
           <w:p>
-            <w:pPr>
-              <w:spacing w:after="40" w:line="240" w:lineRule="auto"/>
-            </w:pPr>
             <w:r>
               <w:rPr>
                 <w:rFonts w:ascii="Times New Roman" w:hAnsi="Times New Roman"/>
-                <w:color w:val="000000"/>
-                <w:sz w:val="17"/>
+                <w:sz w:val="19"/>
               </w:rPr>
               <w:t>FR-10</w:t>
             </w:r>
@@ -899,17 +715,70 @@
         <w:tc>
           <w:tcPr>
             <w:tcW w:type="dxa" w:w="2160"/>
-            <w:vAlign w:val="center"/>
           </w:tcPr>
           <w:p>
-            <w:pPr>
-              <w:spacing w:after="40" w:line="240" w:lineRule="auto"/>
-            </w:pPr>
             <w:r>
               <w:rPr>
                 <w:rFonts w:ascii="Times New Roman" w:hAnsi="Times New Roman"/>
-                <w:color w:val="000000"/>
-                <w:sz w:val="17"/>
+                <w:sz w:val="19"/>
+              </w:rPr>
+              <w:t>Generate organizer registration reports</w:t>
+            </w:r>
+          </w:p>
+        </w:tc>
+        <w:tc>
+          <w:tcPr>
+            <w:tcW w:type="dxa" w:w="2160"/>
+          </w:tcPr>
+          <w:p>
+            <w:r>
+              <w:rPr>
+                <w:rFonts w:ascii="Times New Roman" w:hAnsi="Times New Roman"/>
+                <w:sz w:val="19"/>
+              </w:rPr>
+              <w:t>UC-20</w:t>
+            </w:r>
+          </w:p>
+        </w:tc>
+        <w:tc>
+          <w:tcPr>
+            <w:tcW w:type="dxa" w:w="2160"/>
+          </w:tcPr>
+          <w:p>
+            <w:r>
+              <w:rPr>
+                <w:rFonts w:ascii="Times New Roman" w:hAnsi="Times New Roman"/>
+                <w:sz w:val="19"/>
+              </w:rPr>
+              <w:t>TC-15</w:t>
+            </w:r>
+          </w:p>
+        </w:tc>
+      </w:tr>
+      <w:tr>
+        <w:tc>
+          <w:tcPr>
+            <w:tcW w:type="dxa" w:w="2160"/>
+          </w:tcPr>
+          <w:p>
+            <w:r>
+              <w:rPr>
+                <w:rFonts w:ascii="Times New Roman" w:hAnsi="Times New Roman"/>
+                <w:sz w:val="19"/>
+              </w:rPr>
+              <w:t>FR-11</w:t>
+            </w:r>
+          </w:p>
+        </w:tc>
+        <w:tc>
+          <w:tcPr>
+            <w:tcW w:type="dxa" w:w="2160"/>
+          </w:tcPr>
+          <w:p>
+            <w:r>
+              <w:rPr>
+                <w:rFonts w:ascii="Times New Roman" w:hAnsi="Times New Roman"/>
+                <w:sz w:val="19"/>
               </w:rPr>
               <w:t>Manage users, organizers, and events</w:t>
             </w:r>
@@ -918,17 +787,12 @@
         <w:tc>
           <w:tcPr>
             <w:tcW w:type="dxa" w:w="2160"/>
-            <w:vAlign w:val="center"/>
           </w:tcPr>
           <w:p>
-            <w:pPr>
-              <w:spacing w:after="40" w:line="240" w:lineRule="auto"/>
-            </w:pPr>
             <w:r>
               <w:rPr>
                 <w:rFonts w:ascii="Times New Roman" w:hAnsi="Times New Roman"/>
-                <w:color w:val="000000"/>
-                <w:sz w:val="17"/>
+                <w:sz w:val="19"/>
               </w:rPr>
               <w:t>UC-17 / UC-18 / UC-19</w:t>
             </w:r>
@@ -937,19 +801,14 @@
         <w:tc>
           <w:tcPr>
             <w:tcW w:type="dxa" w:w="2160"/>
-            <w:vAlign w:val="center"/>
           </w:tcPr>
           <w:p>
-            <w:pPr>
-              <w:spacing w:after="40" w:line="240" w:lineRule="auto"/>
-            </w:pPr>
             <w:r>
               <w:rPr>
                 <w:rFonts w:ascii="Times New Roman" w:hAnsi="Times New Roman"/>
-                <w:color w:val="000000"/>
-                <w:sz w:val="17"/>
+                <w:sz w:val="19"/>
               </w:rPr>
-              <w:t>TC-09</w:t>
+              <w:t>TC-09 / TC-18</w:t>
             </w:r>
           </w:p>
         </w:tc>
@@ -958,17 +817,12 @@
         <w:tc>
           <w:tcPr>
             <w:tcW w:type="dxa" w:w="2160"/>
-            <w:vAlign w:val="center"/>
           </w:tcPr>
           <w:p>
-            <w:pPr>
-              <w:spacing w:after="40" w:line="240" w:lineRule="auto"/>
-            </w:pPr>
             <w:r>
               <w:rPr>
                 <w:rFonts w:ascii="Times New Roman" w:hAnsi="Times New Roman"/>
-                <w:color w:val="000000"/>
-                <w:sz w:val="17"/>
+                <w:sz w:val="19"/>
               </w:rPr>
               <w:t>NFR-01</w:t>
             </w:r>
@@ -977,17 +831,12 @@
         <w:tc>
           <w:tcPr>
             <w:tcW w:type="dxa" w:w="2160"/>
-            <w:vAlign w:val="center"/>
           </w:tcPr>
           <w:p>
-            <w:pPr>
-              <w:spacing w:after="40" w:line="240" w:lineRule="auto"/>
-            </w:pPr>
             <w:r>
               <w:rPr>
                 <w:rFonts w:ascii="Times New Roman" w:hAnsi="Times New Roman"/>
-                <w:color w:val="000000"/>
-                <w:sz w:val="17"/>
+                <w:sz w:val="19"/>
               </w:rPr>
               <w:t>Event listing within 3 seconds</w:t>
             </w:r>
@@ -996,17 +845,12 @@
         <w:tc>
           <w:tcPr>
             <w:tcW w:type="dxa" w:w="2160"/>
-            <w:vAlign w:val="center"/>
           </w:tcPr>
           <w:p>
-            <w:pPr>
-              <w:spacing w:after="40" w:line="240" w:lineRule="auto"/>
-            </w:pPr>
             <w:r>
               <w:rPr>
                 <w:rFonts w:ascii="Times New Roman" w:hAnsi="Times New Roman"/>
-                <w:color w:val="000000"/>
-                <w:sz w:val="17"/>
+                <w:sz w:val="19"/>
               </w:rPr>
               <w:t>UC-01</w:t>
             </w:r>
@@ -1015,17 +859,12 @@
         <w:tc>
           <w:tcPr>
             <w:tcW w:type="dxa" w:w="2160"/>
-            <w:vAlign w:val="center"/>
           </w:tcPr>
           <w:p>
-            <w:pPr>
-              <w:spacing w:after="40" w:line="240" w:lineRule="auto"/>
-            </w:pPr>
             <w:r>
               <w:rPr>
                 <w:rFonts w:ascii="Times New Roman" w:hAnsi="Times New Roman"/>
-                <w:color w:val="000000"/>
-                <w:sz w:val="17"/>
+                <w:sz w:val="19"/>
               </w:rPr>
               <w:t>TC-10</w:t>
             </w:r>
@@ -1036,17 +875,12 @@
         <w:tc>
           <w:tcPr>
             <w:tcW w:type="dxa" w:w="2160"/>
-            <w:vAlign w:val="center"/>
           </w:tcPr>
           <w:p>
-            <w:pPr>
-              <w:spacing w:after="40" w:line="240" w:lineRule="auto"/>
-            </w:pPr>
             <w:r>
               <w:rPr>
                 <w:rFonts w:ascii="Times New Roman" w:hAnsi="Times New Roman"/>
-                <w:color w:val="000000"/>
-                <w:sz w:val="17"/>
+                <w:sz w:val="19"/>
               </w:rPr>
               <w:t>NFR-02</w:t>
             </w:r>
@@ -1055,17 +889,12 @@
         <w:tc>
           <w:tcPr>
             <w:tcW w:type="dxa" w:w="2160"/>
-            <w:vAlign w:val="center"/>
           </w:tcPr>
           <w:p>
-            <w:pPr>
-              <w:spacing w:after="40" w:line="240" w:lineRule="auto"/>
-            </w:pPr>
             <w:r>
               <w:rPr>
                 <w:rFonts w:ascii="Times New Roman" w:hAnsi="Times New Roman"/>
-                <w:color w:val="000000"/>
-                <w:sz w:val="17"/>
+                <w:sz w:val="19"/>
               </w:rPr>
               <w:t>Registration within 2 seconds</w:t>
             </w:r>
@@ -1074,17 +903,12 @@
         <w:tc>
           <w:tcPr>
             <w:tcW w:type="dxa" w:w="2160"/>
-            <w:vAlign w:val="center"/>
           </w:tcPr>
           <w:p>
-            <w:pPr>
-              <w:spacing w:after="40" w:line="240" w:lineRule="auto"/>
-            </w:pPr>
             <w:r>
               <w:rPr>
                 <w:rFonts w:ascii="Times New Roman" w:hAnsi="Times New Roman"/>
-                <w:color w:val="000000"/>
-                <w:sz w:val="17"/>
+                <w:sz w:val="19"/>
               </w:rPr>
               <w:t>UC-06</w:t>
             </w:r>
@@ -1093,17 +917,12 @@
         <w:tc>
           <w:tcPr>
             <w:tcW w:type="dxa" w:w="2160"/>
-            <w:vAlign w:val="center"/>
           </w:tcPr>
           <w:p>
-            <w:pPr>
-              <w:spacing w:after="40" w:line="240" w:lineRule="auto"/>
-            </w:pPr>
             <w:r>
               <w:rPr>
                 <w:rFonts w:ascii="Times New Roman" w:hAnsi="Times New Roman"/>
-                <w:color w:val="000000"/>
-                <w:sz w:val="17"/>
+                <w:sz w:val="19"/>
               </w:rPr>
               <w:t>TC-10</w:t>
             </w:r>
@@ -1114,17 +933,12 @@
         <w:tc>
           <w:tcPr>
             <w:tcW w:type="dxa" w:w="2160"/>
-            <w:vAlign w:val="center"/>
           </w:tcPr>
           <w:p>
-            <w:pPr>
-              <w:spacing w:after="40" w:line="240" w:lineRule="auto"/>
-            </w:pPr>
             <w:r>
               <w:rPr>
                 <w:rFonts w:ascii="Times New Roman" w:hAnsi="Times New Roman"/>
-                <w:color w:val="000000"/>
-                <w:sz w:val="17"/>
+                <w:sz w:val="19"/>
               </w:rPr>
               <w:t>NFR-03</w:t>
             </w:r>
@@ -1133,17 +947,12 @@
         <w:tc>
           <w:tcPr>
             <w:tcW w:type="dxa" w:w="2160"/>
-            <w:vAlign w:val="center"/>
           </w:tcPr>
           <w:p>
-            <w:pPr>
-              <w:spacing w:after="40" w:line="240" w:lineRule="auto"/>
-            </w:pPr>
             <w:r>
               <w:rPr>
                 <w:rFonts w:ascii="Times New Roman" w:hAnsi="Times New Roman"/>
-                <w:color w:val="000000"/>
-                <w:sz w:val="17"/>
+                <w:sz w:val="19"/>
               </w:rPr>
               <w:t>Passwords not stored in plain text</w:t>
             </w:r>
@@ -1152,17 +961,12 @@
         <w:tc>
           <w:tcPr>
             <w:tcW w:type="dxa" w:w="2160"/>
-            <w:vAlign w:val="center"/>
           </w:tcPr>
           <w:p>
-            <w:pPr>
-              <w:spacing w:after="40" w:line="240" w:lineRule="auto"/>
-            </w:pPr>
             <w:r>
               <w:rPr>
                 <w:rFonts w:ascii="Times New Roman" w:hAnsi="Times New Roman"/>
-                <w:color w:val="000000"/>
-                <w:sz w:val="17"/>
+                <w:sz w:val="19"/>
               </w:rPr>
               <w:t>UC-04 / UC-05</w:t>
             </w:r>
@@ -1171,17 +975,12 @@
         <w:tc>
           <w:tcPr>
             <w:tcW w:type="dxa" w:w="2160"/>
-            <w:vAlign w:val="center"/>
           </w:tcPr>
           <w:p>
-            <w:pPr>
-              <w:spacing w:after="40" w:line="240" w:lineRule="auto"/>
-            </w:pPr>
             <w:r>
               <w:rPr>
                 <w:rFonts w:ascii="Times New Roman" w:hAnsi="Times New Roman"/>
-                <w:color w:val="000000"/>
-                <w:sz w:val="17"/>
+                <w:sz w:val="19"/>
               </w:rPr>
               <w:t>TC-11</w:t>
             </w:r>
@@ -1192,17 +991,12 @@
         <w:tc>
           <w:tcPr>
             <w:tcW w:type="dxa" w:w="2160"/>
-            <w:vAlign w:val="center"/>
           </w:tcPr>
           <w:p>
-            <w:pPr>
-              <w:spacing w:after="40" w:line="240" w:lineRule="auto"/>
-            </w:pPr>
             <w:r>
               <w:rPr>
                 <w:rFonts w:ascii="Times New Roman" w:hAnsi="Times New Roman"/>
-                <w:color w:val="000000"/>
-                <w:sz w:val="17"/>
+                <w:sz w:val="19"/>
               </w:rPr>
               <w:t>NFR-04</w:t>
             </w:r>
@@ -1211,17 +1005,12 @@
         <w:tc>
           <w:tcPr>
             <w:tcW w:type="dxa" w:w="2160"/>
-            <w:vAlign w:val="center"/>
           </w:tcPr>
           <w:p>
-            <w:pPr>
-              <w:spacing w:after="40" w:line="240" w:lineRule="auto"/>
-            </w:pPr>
             <w:r>
               <w:rPr>
                 <w:rFonts w:ascii="Times New Roman" w:hAnsi="Times New Roman"/>
-                <w:color w:val="000000"/>
-                <w:sz w:val="17"/>
+                <w:sz w:val="19"/>
               </w:rPr>
               <w:t>Protected functions require authorization</w:t>
             </w:r>
@@ -1230,17 +1019,12 @@
         <w:tc>
           <w:tcPr>
             <w:tcW w:type="dxa" w:w="2160"/>
-            <w:vAlign w:val="center"/>
           </w:tcPr>
           <w:p>
-            <w:pPr>
-              <w:spacing w:after="40" w:line="240" w:lineRule="auto"/>
-            </w:pPr>
             <w:r>
               <w:rPr>
                 <w:rFonts w:ascii="Times New Roman" w:hAnsi="Times New Roman"/>
-                <w:color w:val="000000"/>
-                <w:sz w:val="17"/>
+                <w:sz w:val="19"/>
               </w:rPr>
               <w:t>Protected use cases</w:t>
             </w:r>
@@ -1249,17 +1033,302 @@
         <w:tc>
           <w:tcPr>
             <w:tcW w:type="dxa" w:w="2160"/>
-            <w:vAlign w:val="center"/>
           </w:tcPr>
           <w:p>
-            <w:pPr>
-              <w:spacing w:after="40" w:line="240" w:lineRule="auto"/>
-            </w:pPr>
             <w:r>
               <w:rPr>
                 <w:rFonts w:ascii="Times New Roman" w:hAnsi="Times New Roman"/>
-                <w:color w:val="000000"/>
-                <w:sz w:val="17"/>
+                <w:sz w:val="19"/>
+              </w:rPr>
+              <w:t>TC-02 / TC-09 / TC-15</w:t>
+            </w:r>
+          </w:p>
+        </w:tc>
+      </w:tr>
+      <w:tr>
+        <w:tc>
+          <w:tcPr>
+            <w:tcW w:type="dxa" w:w="2160"/>
+          </w:tcPr>
+          <w:p>
+            <w:r>
+              <w:rPr>
+                <w:rFonts w:ascii="Times New Roman" w:hAnsi="Times New Roman"/>
+                <w:sz w:val="19"/>
+              </w:rPr>
+              <w:t>NFR-05</w:t>
+            </w:r>
+          </w:p>
+        </w:tc>
+        <w:tc>
+          <w:tcPr>
+            <w:tcW w:type="dxa" w:w="2160"/>
+          </w:tcPr>
+          <w:p>
+            <w:r>
+              <w:rPr>
+                <w:rFonts w:ascii="Times New Roman" w:hAnsi="Times New Roman"/>
+                <w:sz w:val="19"/>
+              </w:rPr>
+              <w:t>Responsive and usable interface</w:t>
+            </w:r>
+          </w:p>
+        </w:tc>
+        <w:tc>
+          <w:tcPr>
+            <w:tcW w:type="dxa" w:w="2160"/>
+          </w:tcPr>
+          <w:p>
+            <w:r>
+              <w:rPr>
+                <w:rFonts w:ascii="Times New Roman" w:hAnsi="Times New Roman"/>
+                <w:sz w:val="19"/>
+              </w:rPr>
+              <w:t>All UI use cases</w:t>
+            </w:r>
+          </w:p>
+        </w:tc>
+        <w:tc>
+          <w:tcPr>
+            <w:tcW w:type="dxa" w:w="2160"/>
+          </w:tcPr>
+          <w:p>
+            <w:r>
+              <w:rPr>
+                <w:rFonts w:ascii="Times New Roman" w:hAnsi="Times New Roman"/>
+                <w:sz w:val="19"/>
+              </w:rPr>
+              <w:t>TC-12</w:t>
+            </w:r>
+          </w:p>
+        </w:tc>
+      </w:tr>
+      <w:tr>
+        <w:tc>
+          <w:tcPr>
+            <w:tcW w:type="dxa" w:w="2160"/>
+          </w:tcPr>
+          <w:p>
+            <w:r>
+              <w:rPr>
+                <w:rFonts w:ascii="Times New Roman" w:hAnsi="Times New Roman"/>
+                <w:sz w:val="19"/>
+              </w:rPr>
+              <w:t>NFR-06</w:t>
+            </w:r>
+          </w:p>
+        </w:tc>
+        <w:tc>
+          <w:tcPr>
+            <w:tcW w:type="dxa" w:w="2160"/>
+          </w:tcPr>
+          <w:p>
+            <w:r>
+              <w:rPr>
+                <w:rFonts w:ascii="Times New Roman" w:hAnsi="Times New Roman"/>
+                <w:sz w:val="19"/>
+              </w:rPr>
+              <w:t>Consistent event/registration data</w:t>
+            </w:r>
+          </w:p>
+        </w:tc>
+        <w:tc>
+          <w:tcPr>
+            <w:tcW w:type="dxa" w:w="2160"/>
+          </w:tcPr>
+          <w:p>
+            <w:r>
+              <w:rPr>
+                <w:rFonts w:ascii="Times New Roman" w:hAnsi="Times New Roman"/>
+                <w:sz w:val="19"/>
+              </w:rPr>
+              <w:t>UC-06 / UC-07</w:t>
+            </w:r>
+          </w:p>
+        </w:tc>
+        <w:tc>
+          <w:tcPr>
+            <w:tcW w:type="dxa" w:w="2160"/>
+          </w:tcPr>
+          <w:p>
+            <w:r>
+              <w:rPr>
+                <w:rFonts w:ascii="Times New Roman" w:hAnsi="Times New Roman"/>
+                <w:sz w:val="19"/>
+              </w:rPr>
+              <w:t>TC-13</w:t>
+            </w:r>
+          </w:p>
+        </w:tc>
+      </w:tr>
+      <w:tr>
+        <w:tc>
+          <w:tcPr>
+            <w:tcW w:type="dxa" w:w="2160"/>
+          </w:tcPr>
+          <w:p>
+            <w:r>
+              <w:rPr>
+                <w:rFonts w:ascii="Times New Roman" w:hAnsi="Times New Roman"/>
+                <w:sz w:val="19"/>
+              </w:rPr>
+              <w:t>NFR-07</w:t>
+            </w:r>
+          </w:p>
+        </w:tc>
+        <w:tc>
+          <w:tcPr>
+            <w:tcW w:type="dxa" w:w="2160"/>
+          </w:tcPr>
+          <w:p>
+            <w:r>
+              <w:rPr>
+                <w:rFonts w:ascii="Times New Roman" w:hAnsi="Times New Roman"/>
+                <w:sz w:val="19"/>
+              </w:rPr>
+              <w:t>Modular components</w:t>
+            </w:r>
+          </w:p>
+        </w:tc>
+        <w:tc>
+          <w:tcPr>
+            <w:tcW w:type="dxa" w:w="2160"/>
+          </w:tcPr>
+          <w:p>
+            <w:r>
+              <w:rPr>
+                <w:rFonts w:ascii="Times New Roman" w:hAnsi="Times New Roman"/>
+                <w:sz w:val="19"/>
+              </w:rPr>
+              <w:t>System architecture</w:t>
+            </w:r>
+          </w:p>
+        </w:tc>
+        <w:tc>
+          <w:tcPr>
+            <w:tcW w:type="dxa" w:w="2160"/>
+          </w:tcPr>
+          <w:p>
+            <w:r>
+              <w:rPr>
+                <w:rFonts w:ascii="Times New Roman" w:hAnsi="Times New Roman"/>
+                <w:sz w:val="19"/>
+              </w:rPr>
+              <w:t>TC-14</w:t>
+            </w:r>
+          </w:p>
+        </w:tc>
+      </w:tr>
+      <w:tr>
+        <w:tc>
+          <w:tcPr>
+            <w:tcW w:type="dxa" w:w="2160"/>
+          </w:tcPr>
+          <w:p>
+            <w:r>
+              <w:rPr>
+                <w:rFonts w:ascii="Times New Roman" w:hAnsi="Times New Roman"/>
+                <w:sz w:val="19"/>
+              </w:rPr>
+              <w:t>SEC-01</w:t>
+            </w:r>
+          </w:p>
+        </w:tc>
+        <w:tc>
+          <w:tcPr>
+            <w:tcW w:type="dxa" w:w="2160"/>
+          </w:tcPr>
+          <w:p>
+            <w:r>
+              <w:rPr>
+                <w:rFonts w:ascii="Times New Roman" w:hAnsi="Times New Roman"/>
+                <w:sz w:val="19"/>
+              </w:rPr>
+              <w:t>Secure password hashing</w:t>
+            </w:r>
+          </w:p>
+        </w:tc>
+        <w:tc>
+          <w:tcPr>
+            <w:tcW w:type="dxa" w:w="2160"/>
+          </w:tcPr>
+          <w:p>
+            <w:r>
+              <w:rPr>
+                <w:rFonts w:ascii="Times New Roman" w:hAnsi="Times New Roman"/>
+                <w:sz w:val="19"/>
+              </w:rPr>
+              <w:t>UC-04 / UC-05</w:t>
+            </w:r>
+          </w:p>
+        </w:tc>
+        <w:tc>
+          <w:tcPr>
+            <w:tcW w:type="dxa" w:w="2160"/>
+          </w:tcPr>
+          <w:p>
+            <w:r>
+              <w:rPr>
+                <w:rFonts w:ascii="Times New Roman" w:hAnsi="Times New Roman"/>
+                <w:sz w:val="19"/>
+              </w:rPr>
+              <w:t>TC-11</w:t>
+            </w:r>
+          </w:p>
+        </w:tc>
+      </w:tr>
+      <w:tr>
+        <w:tc>
+          <w:tcPr>
+            <w:tcW w:type="dxa" w:w="2160"/>
+          </w:tcPr>
+          <w:p>
+            <w:r>
+              <w:rPr>
+                <w:rFonts w:ascii="Times New Roman" w:hAnsi="Times New Roman"/>
+                <w:sz w:val="19"/>
+              </w:rPr>
+              <w:t>SEC-02</w:t>
+            </w:r>
+          </w:p>
+        </w:tc>
+        <w:tc>
+          <w:tcPr>
+            <w:tcW w:type="dxa" w:w="2160"/>
+          </w:tcPr>
+          <w:p>
+            <w:r>
+              <w:rPr>
+                <w:rFonts w:ascii="Times New Roman" w:hAnsi="Times New Roman"/>
+                <w:sz w:val="19"/>
+              </w:rPr>
+              <w:t>Authentication and role-based authorization</w:t>
+            </w:r>
+          </w:p>
+        </w:tc>
+        <w:tc>
+          <w:tcPr>
+            <w:tcW w:type="dxa" w:w="2160"/>
+          </w:tcPr>
+          <w:p>
+            <w:r>
+              <w:rPr>
+                <w:rFonts w:ascii="Times New Roman" w:hAnsi="Times New Roman"/>
+                <w:sz w:val="19"/>
+              </w:rPr>
+              <w:t>UC-05 / protected use cases</w:t>
+            </w:r>
+          </w:p>
+        </w:tc>
+        <w:tc>
+          <w:tcPr>
+            <w:tcW w:type="dxa" w:w="2160"/>
+          </w:tcPr>
+          <w:p>
+            <w:r>
+              <w:rPr>
+                <w:rFonts w:ascii="Times New Roman" w:hAnsi="Times New Roman"/>
+                <w:sz w:val="19"/>
               </w:rPr>
               <w:t>TC-02 / TC-09</w:t>
             </w:r>
@@ -1270,76 +1339,56 @@
         <w:tc>
           <w:tcPr>
             <w:tcW w:type="dxa" w:w="2160"/>
-            <w:vAlign w:val="center"/>
           </w:tcPr>
           <w:p>
-            <w:pPr>
-              <w:spacing w:after="40" w:line="240" w:lineRule="auto"/>
-            </w:pPr>
             <w:r>
               <w:rPr>
                 <w:rFonts w:ascii="Times New Roman" w:hAnsi="Times New Roman"/>
-                <w:color w:val="000000"/>
-                <w:sz w:val="17"/>
+                <w:sz w:val="19"/>
               </w:rPr>
-              <w:t>NFR-05</w:t>
+              <w:t>SEC-03</w:t>
             </w:r>
           </w:p>
         </w:tc>
         <w:tc>
           <w:tcPr>
             <w:tcW w:type="dxa" w:w="2160"/>
-            <w:vAlign w:val="center"/>
           </w:tcPr>
           <w:p>
-            <w:pPr>
-              <w:spacing w:after="40" w:line="240" w:lineRule="auto"/>
-            </w:pPr>
             <w:r>
               <w:rPr>
                 <w:rFonts w:ascii="Times New Roman" w:hAnsi="Times New Roman"/>
-                <w:color w:val="000000"/>
-                <w:sz w:val="17"/>
+                <w:sz w:val="19"/>
               </w:rPr>
-              <w:t>Responsive and usable interface</w:t>
+              <w:t>Input validation</w:t>
             </w:r>
           </w:p>
         </w:tc>
         <w:tc>
           <w:tcPr>
             <w:tcW w:type="dxa" w:w="2160"/>
-            <w:vAlign w:val="center"/>
           </w:tcPr>
           <w:p>
-            <w:pPr>
-              <w:spacing w:after="40" w:line="240" w:lineRule="auto"/>
-            </w:pPr>
             <w:r>
               <w:rPr>
                 <w:rFonts w:ascii="Times New Roman" w:hAnsi="Times New Roman"/>
-                <w:color w:val="000000"/>
-                <w:sz w:val="17"/>
+                <w:sz w:val="19"/>
               </w:rPr>
-              <w:t>All UI use cases</w:t>
+              <w:t>Protected input workflows</w:t>
             </w:r>
           </w:p>
         </w:tc>
         <w:tc>
           <w:tcPr>
             <w:tcW w:type="dxa" w:w="2160"/>
-            <w:vAlign w:val="center"/>
           </w:tcPr>
           <w:p>
-            <w:pPr>
-              <w:spacing w:after="40" w:line="240" w:lineRule="auto"/>
-            </w:pPr>
             <w:r>
               <w:rPr>
                 <w:rFonts w:ascii="Times New Roman" w:hAnsi="Times New Roman"/>
-                <w:color w:val="000000"/>
-                <w:sz w:val="17"/>
+                <w:sz w:val="19"/>
               </w:rPr>
-              <w:t>TC-12</w:t>
+              <w:t>TC-16</w:t>
             </w:r>
           </w:p>
         </w:tc>
@@ -1348,76 +1397,56 @@
         <w:tc>
           <w:tcPr>
             <w:tcW w:type="dxa" w:w="2160"/>
-            <w:vAlign w:val="center"/>
           </w:tcPr>
           <w:p>
-            <w:pPr>
-              <w:spacing w:after="40" w:line="240" w:lineRule="auto"/>
-            </w:pPr>
             <w:r>
               <w:rPr>
                 <w:rFonts w:ascii="Times New Roman" w:hAnsi="Times New Roman"/>
-                <w:color w:val="000000"/>
-                <w:sz w:val="17"/>
+                <w:sz w:val="19"/>
               </w:rPr>
-              <w:t>NFR-06</w:t>
+              <w:t>SEC-04</w:t>
             </w:r>
           </w:p>
         </w:tc>
         <w:tc>
           <w:tcPr>
             <w:tcW w:type="dxa" w:w="2160"/>
-            <w:vAlign w:val="center"/>
           </w:tcPr>
           <w:p>
-            <w:pPr>
-              <w:spacing w:after="40" w:line="240" w:lineRule="auto"/>
-            </w:pPr>
             <w:r>
               <w:rPr>
                 <w:rFonts w:ascii="Times New Roman" w:hAnsi="Times New Roman"/>
-                <w:color w:val="000000"/>
-                <w:sz w:val="17"/>
+                <w:sz w:val="19"/>
               </w:rPr>
-              <w:t>Consistent event/registration data</w:t>
+              <w:t>Secure session handling</w:t>
             </w:r>
           </w:p>
         </w:tc>
         <w:tc>
           <w:tcPr>
             <w:tcW w:type="dxa" w:w="2160"/>
-            <w:vAlign w:val="center"/>
           </w:tcPr>
           <w:p>
-            <w:pPr>
-              <w:spacing w:after="40" w:line="240" w:lineRule="auto"/>
-            </w:pPr>
             <w:r>
               <w:rPr>
                 <w:rFonts w:ascii="Times New Roman" w:hAnsi="Times New Roman"/>
-                <w:color w:val="000000"/>
-                <w:sz w:val="17"/>
+                <w:sz w:val="19"/>
               </w:rPr>
-              <w:t>UC-06 / UC-07</w:t>
+              <w:t>UC-05 / protected use cases</w:t>
             </w:r>
           </w:p>
         </w:tc>
         <w:tc>
           <w:tcPr>
             <w:tcW w:type="dxa" w:w="2160"/>
-            <w:vAlign w:val="center"/>
           </w:tcPr>
           <w:p>
-            <w:pPr>
-              <w:spacing w:after="40" w:line="240" w:lineRule="auto"/>
-            </w:pPr>
             <w:r>
               <w:rPr>
                 <w:rFonts w:ascii="Times New Roman" w:hAnsi="Times New Roman"/>
-                <w:color w:val="000000"/>
-                <w:sz w:val="17"/>
+                <w:sz w:val="19"/>
               </w:rPr>
-              <w:t>TC-13</w:t>
+              <w:t>TC-02 / TC-16</w:t>
             </w:r>
           </w:p>
         </w:tc>
@@ -1426,76 +1455,56 @@
         <w:tc>
           <w:tcPr>
             <w:tcW w:type="dxa" w:w="2160"/>
-            <w:vAlign w:val="center"/>
           </w:tcPr>
           <w:p>
-            <w:pPr>
-              <w:spacing w:after="40" w:line="240" w:lineRule="auto"/>
-            </w:pPr>
             <w:r>
               <w:rPr>
                 <w:rFonts w:ascii="Times New Roman" w:hAnsi="Times New Roman"/>
-                <w:color w:val="000000"/>
-                <w:sz w:val="17"/>
+                <w:sz w:val="19"/>
               </w:rPr>
-              <w:t>NFR-07</w:t>
+              <w:t>SEC-05</w:t>
             </w:r>
           </w:p>
         </w:tc>
         <w:tc>
           <w:tcPr>
             <w:tcW w:type="dxa" w:w="2160"/>
-            <w:vAlign w:val="center"/>
           </w:tcPr>
           <w:p>
-            <w:pPr>
-              <w:spacing w:after="40" w:line="240" w:lineRule="auto"/>
-            </w:pPr>
             <w:r>
               <w:rPr>
                 <w:rFonts w:ascii="Times New Roman" w:hAnsi="Times New Roman"/>
-                <w:color w:val="000000"/>
-                <w:sz w:val="17"/>
+                <w:sz w:val="19"/>
               </w:rPr>
-              <w:t>Modular components</w:t>
+              <w:t>Administrator access restriction</w:t>
             </w:r>
           </w:p>
         </w:tc>
         <w:tc>
           <w:tcPr>
             <w:tcW w:type="dxa" w:w="2160"/>
-            <w:vAlign w:val="center"/>
           </w:tcPr>
           <w:p>
-            <w:pPr>
-              <w:spacing w:after="40" w:line="240" w:lineRule="auto"/>
-            </w:pPr>
             <w:r>
               <w:rPr>
                 <w:rFonts w:ascii="Times New Roman" w:hAnsi="Times New Roman"/>
-                <w:color w:val="000000"/>
-                <w:sz w:val="17"/>
+                <w:sz w:val="19"/>
               </w:rPr>
-              <w:t>System architecture</w:t>
+              <w:t>UC-17 / UC-18 / UC-19</w:t>
             </w:r>
           </w:p>
         </w:tc>
         <w:tc>
           <w:tcPr>
             <w:tcW w:type="dxa" w:w="2160"/>
-            <w:vAlign w:val="center"/>
           </w:tcPr>
           <w:p>
-            <w:pPr>
-              <w:spacing w:after="40" w:line="240" w:lineRule="auto"/>
-            </w:pPr>
             <w:r>
               <w:rPr>
                 <w:rFonts w:ascii="Times New Roman" w:hAnsi="Times New Roman"/>
-                <w:color w:val="000000"/>
-                <w:sz w:val="17"/>
+                <w:sz w:val="19"/>
               </w:rPr>
-              <w:t>TC-14</w:t>
+              <w:t>TC-09</w:t>
             </w:r>
           </w:p>
         </w:tc>
@@ -1505,6 +1514,15 @@
       <w:pPr>
         <w:spacing w:after="100" w:line="259" w:lineRule="auto"/>
       </w:pPr>
+    </w:p>
+    <w:p>
+      <w:r>
+        <w:rPr>
+          <w:rFonts w:ascii="Times New Roman" w:hAnsi="Times New Roman"/>
+          <w:sz w:val="23"/>
+        </w:rPr>
+        <w:t>Every Part-1 functional requirement now has a concrete use-case and test-case mapping. Security requirements are also traced to dedicated security validation cases rather than being left only as narrative requirements.</w:t>
+      </w:r>
     </w:p>
     <w:sectPr>
       <w:headerReference w:type="default" r:id="rId9"/>
